--- a/public/uploadFiles/dni.docx
+++ b/public/uploadFiles/dni.docx
@@ -8,10 +8,10 @@
       </w:pPr>
       <w:r>
         <w:drawing>
-          <wp:inline distT="0" distB="0" distL="0" distR="0" wp14:anchorId="29A97C39" wp14:editId="7600C304">
-            <wp:extent cx="4080934" cy="8258810"/>
-            <wp:effectExtent l="0" t="0" r="0" b="0"/>
-            <wp:docPr id="919675800" name="Imagen 1"/>
+          <wp:inline distT="0" distB="0" distL="0" distR="0" wp14:anchorId="6986F218" wp14:editId="35D00B81">
+            <wp:extent cx="4908550" cy="8258810"/>
+            <wp:effectExtent l="0" t="0" r="6350" b="0"/>
+            <wp:docPr id="1654088429" name="Imagen 1"/>
             <wp:cNvGraphicFramePr>
               <a:graphicFrameLocks xmlns:a="http://schemas.openxmlformats.org/drawingml/2006/main" noChangeAspect="1"/>
             </wp:cNvGraphicFramePr>
@@ -19,7 +19,7 @@
               <a:graphicData uri="http://schemas.openxmlformats.org/drawingml/2006/picture">
                 <pic:pic xmlns:pic="http://schemas.openxmlformats.org/drawingml/2006/picture">
                   <pic:nvPicPr>
-                    <pic:cNvPr id="919675800" name=""/>
+                    <pic:cNvPr id="1654088429" name=""/>
                     <pic:cNvPicPr/>
                   </pic:nvPicPr>
                   <pic:blipFill>
@@ -31,7 +31,7 @@
                   <pic:spPr>
                     <a:xfrm>
                       <a:off x="0" y="0"/>
-                      <a:ext cx="4084480" cy="8265987"/>
+                      <a:ext cx="4908550" cy="8258810"/>
                     </a:xfrm>
                     <a:prstGeom prst="rect">
                       <a:avLst/>
